--- a/docs/PII_Filter_presentation_script.docx
+++ b/docs/PII_Filter_presentation_script.docx
@@ -384,7 +384,7 @@
                 <w:sz w:val="19"/>
                 <w:szCs w:val="19"/>
               </w:rPr>
-              <w:t xml:space="preserve">1:30</w:t>
+              <w:t xml:space="preserve">1:20</w:t>
             </w:r>
           </w:p>
         </w:tc>
@@ -464,7 +464,7 @@
                 <w:sz w:val="19"/>
                 <w:szCs w:val="19"/>
               </w:rPr>
-              <w:t xml:space="preserve">0:40</w:t>
+              <w:t xml:space="preserve">1:10</w:t>
             </w:r>
           </w:p>
         </w:tc>
@@ -758,7 +758,7 @@
                 <w:sz w:val="19"/>
                 <w:szCs w:val="19"/>
               </w:rPr>
-              <w:t xml:space="preserve">952 words of English</w:t>
+              <w:t xml:space="preserve">987 words of English</w:t>
             </w:r>
           </w:p>
         </w:tc>
@@ -784,7 +784,7 @@
                 <w:sz w:val="19"/>
                 <w:szCs w:val="19"/>
               </w:rPr>
-              <w:t xml:space="preserve">8:40</w:t>
+              <w:t xml:space="preserve">9:00</w:t>
             </w:r>
           </w:p>
         </w:tc>
@@ -1474,7 +1474,7 @@
           <w:szCs w:val="22"/>
         </w:rPr>
         <w:tab/>
-        <w:t xml:space="preserve">≈ 1:30</w:t>
+        <w:t xml:space="preserve">≈ 1:20</w:t>
       </w:r>
     </w:p>
     <w:p>
@@ -1497,7 +1497,7 @@
           <w:szCs w:val="18"/>
         </w:rPr>
         <w:tab/>
-        <w:t xml:space="preserve">≈ 0:25</w:t>
+        <w:t xml:space="preserve">≈ 0:20</w:t>
       </w:r>
     </w:p>
     <w:p>
@@ -1521,7 +1521,7 @@
           <w:szCs w:val="23"/>
           <w:lang w:val="en-US" w:eastAsia="en-US"/>
         </w:rPr>
-        <w:t xml:space="preserve">Some quick background. Named entity recognition, or NER, means finding words that name something and saying what type they are. PII detection is basically the same thing, just for information that can identify a person, like a name, an email or a phone number.</w:t>
+        <w:t xml:space="preserve">Some quick background. Named entity recognition, or NER, means finding words that name something and saying what type they are. PII detection is the same thing, just for information that identifies a person.</w:t>
       </w:r>
     </w:p>
     <w:p>
@@ -1549,7 +1549,7 @@
           <w:szCs w:val="19"/>
           <w:lang w:val="ko-KR" w:eastAsia="ko-KR"/>
         </w:rPr>
-        <w:t xml:space="preserve">배경을 잠깐 보면요. 개체명 인식, NER은 뭔가의 이름인 단어를 찾아서 그게 어떤 종류인지 알아내는 거예요. 개인정보 검출도 사실 똑같은데, 이름이나 이메일, 전화번호처럼 사람을 알아볼 수 있는 정보에 적용한 거죠.</w:t>
+        <w:t xml:space="preserve">배경을 잠깐 보면요. 개체명 인식, NER은 뭔가의 이름인 단어를 찾아서 그게 어떤 종류인지 알아내는 거예요. 개인정보 검출도 똑같은데, 사람을 알아볼 수 있는 정보에 적용한 거죠.</w:t>
       </w:r>
     </w:p>
     <w:p>
@@ -1577,7 +1577,7 @@
           <w:szCs w:val="19"/>
           <w:lang w:val="fr-FR" w:eastAsia="fr-FR"/>
         </w:rPr>
-        <w:t xml:space="preserve">Un peu de contexte. La reconnaissance d'entités nommées, la NER, c'est trouver les mots qui nomment quelque chose et dire de quel type ils sont. La détection de PII, c'est en gros la même chose, mais pour les infos qui permettent d'identifier une personne, comme un nom, un e-mail ou un numéro de téléphone.</w:t>
+        <w:t xml:space="preserve">Un peu de contexte. La reconnaissance d'entités nommées, la NER, c'est trouver les mots qui nomment quelque chose et dire de quel type ils sont. La détection de PII, c'est la même chose, mais pour les infos qui permettent d'identifier une personne.</w:t>
       </w:r>
     </w:p>
     <w:p>
@@ -1703,7 +1703,7 @@
           <w:szCs w:val="18"/>
         </w:rPr>
         <w:tab/>
-        <w:t xml:space="preserve">≈ 0:35</w:t>
+        <w:t xml:space="preserve">≈ 0:30</w:t>
       </w:r>
     </w:p>
     <w:p>
@@ -1727,7 +1727,7 @@
           <w:szCs w:val="23"/>
           <w:lang w:val="en-US" w:eastAsia="en-US"/>
         </w:rPr>
-        <w:t xml:space="preserve">And masking prompts isn't a new idea. Tools like PrivateGPT, LangChain and LLM Guard already mask and replace. Some research adds a small local model to rewrite the prompt or restore the answer. But restoring the answer hasn't been tested much, and there's no shared benchmark for it. So we benchmark the masking, and check the full loop with a small demo.</w:t>
+        <w:t xml:space="preserve">And masking prompts isn't a new idea. Tools like PrivateGPT, LangChain and LLM Guard already mask and replace, and some research adds a local model on top. But restoring the answer hasn't been tested much, and there's no shared benchmark for it. So we benchmark the masking, and check the full loop with a small demo.</w:t>
       </w:r>
     </w:p>
     <w:p>
@@ -1755,7 +1755,7 @@
           <w:szCs w:val="19"/>
           <w:lang w:val="ko-KR" w:eastAsia="ko-KR"/>
         </w:rPr>
-        <w:t xml:space="preserve">그리고 프롬프트 마스킹 자체는 새로운 아이디어는 아니에요. PrivateGPT, LangChain, LLM Guard 같은 도구들이 이미 가리고 다시 바꿔 넣는 걸 하고 있고요. 연구 쪽에서는 작은 로컬 모델을 붙여서 프롬프트를 다시 쓰거나 답을 복원하기도 해요. 근데 답을 복원하는 부분은 평가가 많이 안 됐고, 공통 벤치마크도 없어요. 그래서 저희는 마스킹 부분을 벤치마크하고, 전체 흐름은 작은 데모로 확인하려고 해요.</w:t>
+        <w:t xml:space="preserve">그리고 프롬프트 마스킹 자체는 새로운 아이디어는 아니에요. PrivateGPT, LangChain, LLM Guard 같은 도구들이 이미 가리고 다시 바꿔 넣는 걸 하고 있고, 연구 쪽에서는 그 위에 로컬 모델을 붙이기도 해요. 근데 답을 복원하는 부분은 평가가 많이 안 됐고, 공통 벤치마크도 없어요. 그래서 저희는 마스킹 부분을 벤치마크하고, 전체 흐름은 작은 데모로 확인하려고 해요.</w:t>
       </w:r>
     </w:p>
     <w:p>
@@ -1783,7 +1783,7 @@
           <w:szCs w:val="19"/>
           <w:lang w:val="fr-FR" w:eastAsia="fr-FR"/>
         </w:rPr>
-        <w:t xml:space="preserve">Et masquer les prompts, ce n'est pas une idée nouvelle. Des outils comme PrivateGPT, LangChain et LLM Guard masquent et remplacent déjà. Certains travaux ajoutent un petit modèle local pour réécrire le prompt ou restaurer la réponse. Mais la restauration de la réponse a été peu évaluée, et il n'y a pas de benchmark commun. Donc nous, on évalue la partie masquage, et on vérifie juste la boucle complète avec une petite démo.</w:t>
+        <w:t xml:space="preserve">Et masquer les prompts, ce n'est pas une idée nouvelle. Des outils comme PrivateGPT, LangChain et LLM Guard masquent et remplacent déjà, et certains travaux ajoutent un modèle local en plus. Mais la restauration de la réponse a été peu évaluée, et il n'y a pas de benchmark commun. Donc nous, on évalue la partie masquage, et on vérifie juste la boucle complète avec une petite démo.</w:t>
       </w:r>
     </w:p>
     <w:p>
@@ -1806,7 +1806,7 @@
           <w:szCs w:val="22"/>
         </w:rPr>
         <w:tab/>
-        <w:t xml:space="preserve">≈ 0:40</w:t>
+        <w:t xml:space="preserve">≈ 1:10</w:t>
       </w:r>
     </w:p>
     <w:p>
@@ -1829,7 +1829,7 @@
           <w:szCs w:val="18"/>
         </w:rPr>
         <w:tab/>
-        <w:t xml:space="preserve">≈ 0:40</w:t>
+        <w:t xml:space="preserve">≈ 1:10</w:t>
       </w:r>
     </w:p>
     <w:p>
@@ -1853,7 +1853,7 @@
           <w:szCs w:val="23"/>
           <w:lang w:val="en-US" w:eastAsia="en-US"/>
         </w:rPr>
-        <w:t xml:space="preserve">So who cares about this? Companies, because employees paste code and client data into chatbots. Hospitals, because patient records are sensitive and protected by law. And all of us, since we share names and addresses without thinking. And here's the thing. People type fast and don't proofread, so typos and lowercase names are everywhere. But detectors are usually tested on clean text, and if one misses something in a messy prompt, that's a leak.</w:t>
+        <w:t xml:space="preserve">So who cares about this? Companies, because employees paste code and client data into chatbots. Hospitals, because patient records are sensitive and protected by law. And all of us, since we share names and addresses without thinking. For all of them, a filter only helps if the detector doesn't miss anything. Detectors have been compared before, but on clean text. A 2026 benchmark tested Presidio and a general GLiNER on the same three data sources we use. But real prompts are messy. And the only study we found on messy text tested Presidio, spaCy and one LLM, and left GLiNER for future work. So as far as we know, PII-tuned models like BERT and GLiNER haven't been tested on noisy text. That's the gap we target.</w:t>
       </w:r>
     </w:p>
     <w:p>
@@ -1881,7 +1881,7 @@
           <w:szCs w:val="19"/>
           <w:lang w:val="ko-KR" w:eastAsia="ko-KR"/>
         </w:rPr>
-        <w:t xml:space="preserve">그럼 이걸 누가 신경 쓸까요? 먼저 회사요. 직원들이 코드나 고객 데이터를 챗봇에 막 붙여넣거든요. 병원도 그렇죠. 환자 기록은 민감하고 법으로 보호받으니까요. 그리고 저희 모두요. 이름이나 주소를 별생각 없이 공유하잖아요. 그런데 중요한 게 하나 있어요. 사람들은 빨리 치고 다시 안 읽어서, 오타나 소문자 이름이 정말 흔해요. 근데 검출기는 보통 깨끗한 텍스트로만 테스트하거든요. 지저분한 프롬프트에서 하나라도 놓치면, 그게 바로 유출이에요.</w:t>
+        <w:t xml:space="preserve">그럼 이걸 누가 신경 쓸까요? 먼저 회사요. 직원들이 코드나 고객 데이터를 챗봇에 막 붙여넣거든요. 병원도 그렇죠. 환자 기록은 민감하고 법으로 보호받으니까요. 그리고 저희 모두요. 이름이나 주소를 별생각 없이 공유하잖아요. 이 모두에게 필터가 쓸모 있으려면 검출기가 하나도 놓치면 안 돼요. 검출기 비교는 전에도 있었는데, 깨끗한 텍스트에서만이었어요. 2026년 벤치마크가 저희랑 같은 세 데이터 소스에서 Presidio랑 범용 GLiNER를 테스트했거든요. 근데 실제 프롬프트는 지저분하잖아요. 지저분한 텍스트를 다룬 연구는 저희가 찾은 게 하나뿐인데, Presidio, spaCy, LLM 하나만 테스트했고 GLiNER는 다음 연구로 남겨뒀어요. 그러니까 저희가 아는 한, BERT나 GLiNER 같은 PII 전용 모델은 노이즈 텍스트에서 아직 테스트된 적이 없어요. 바로 그 빈 곳을 저희가 채우려는 거예요.</w:t>
       </w:r>
     </w:p>
     <w:p>
@@ -1909,7 +1909,33 @@
           <w:szCs w:val="19"/>
           <w:lang w:val="fr-FR" w:eastAsia="fr-FR"/>
         </w:rPr>
-        <w:t xml:space="preserve">Alors, qui est concerné ? Les entreprises, parce que les employés collent du code et des données clients dans les chatbots. Les hôpitaux, parce que les dossiers patients sont sensibles et protégés par la loi. Et nous tous, parce qu'on partage des noms et des adresses sans trop y penser. Et le truc, c'est que les gens tapent vite et ne se relisent pas, donc les fautes et les noms en minuscules, il y en a partout. Mais les détecteurs sont en général testés sur du texte propre, et s'ils ratent quelque chose dans un prompt mal tapé, ça fuit.</w:t>
+        <w:t xml:space="preserve">Alors, qui est concerné ? Les entreprises, parce que les employés collent du code et des données clients dans les chatbots. Les hôpitaux, parce que les dossiers patients sont sensibles et protégés par la loi. Et nous tous, parce qu'on partage des noms et des adresses sans y penser. Pour eux tous, un filtre n'est utile que si le détecteur ne rate rien. Les détecteurs ont déjà été comparés, mais sur du texte propre. Un benchmark de 2026 a testé Presidio et un GLiNER généraliste sur les trois mêmes sources de données que nous. Mais les vrais prompts sont mal tapés. Et la seule étude qu'on a trouvée sur ce genre de texte a testé Presidio, spaCy et un LLM, et a laissé GLiNER pour des travaux futurs. Donc, à notre connaissance, des modèles spécialisés PII comme BERT et GLiNER n'ont pas encore été testés sur du texte bruité. C'est ce manque qu'on vise.</w:t>
+      </w:r>
+    </w:p>
+    <w:p>
+      <w:pPr>
+        <w:spacing w:after="80" w:before="40"/>
+        <w:ind w:left="284"/>
+      </w:pPr>
+      <w:r>
+        <w:rPr>
+          <w:b/>
+          <w:bCs/>
+          <w:color w:val="C80150"/>
+          <w:sz w:val="16"/>
+          <w:szCs w:val="16"/>
+        </w:rPr>
+        <w:t xml:space="preserve">NOTE   </w:t>
+      </w:r>
+      <w:r>
+        <w:rPr>
+          <w:i/>
+          <w:iCs/>
+          <w:color w:val="6B6F76"/>
+          <w:sz w:val="17"/>
+          <w:szCs w:val="17"/>
+        </w:rPr>
+        <w:t xml:space="preserve">Sources if asked (they are not on the slides). Clean benchmark, Uppala 2026, arXiv:2608.02616, which tested Presidio, knowledgator/gliner-multitask-large-v0.5, OPF and GPT-4o on AI4Privacy, Nemotron-PII and Gretel finance. Noisy study, Zafar &amp; Nowaczyk 2026, arXiv:2609.03464, which tested spaCy, Presidio and Qwen2.5-3B with overlap matching on its own templates, and lists DeBERTa and GLiNER as future work.</w:t>
       </w:r>
     </w:p>
     <w:p>
